--- a/public/smart-police/templates/statement-complainant.tagged.docx
+++ b/public/smart-police/templates/statement-complainant.tagged.docx
@@ -3554,7 +3554,7 @@
         <w:szCs w:val="24"/>
         <w:cs/>
       </w:rPr>
-      <w:t>สอบสวน.</w:t>
+      <w:t/>
     </w:r>
     <w:r>
       <w:rPr>
@@ -3565,7 +3565,7 @@
         <w:sz w:val="24"/>
         <w:szCs w:val="24"/>
       </w:rPr>
-      <w:t>com</w:t>
+      <w:t/>
     </w:r>
     <w:r>
       <w:rPr>

--- a/public/smart-police/templates/statement-complainant.tagged.docx
+++ b/public/smart-police/templates/statement-complainant.tagged.docx
@@ -3392,7 +3392,7 @@
                               <w:bCs/>
                               <w:cs/>
                             </w:rPr>
-                            <w:t xml:space="preserve">(ส ๕๖ - </w:t>
+                            <w:t xml:space="preserve"/>
                           </w:r>
                           <w:r>
                             <w:rPr>
@@ -3401,7 +3401,7 @@
                               <w:bCs/>
                               <w:cs/>
                             </w:rPr>
-                            <w:t>๖</w:t>
+                            <w:t/>
                           </w:r>
                           <w:r>
                             <w:rPr>
@@ -3410,7 +3410,7 @@
                               <w:bCs/>
                               <w:cs/>
                             </w:rPr>
-                            <w:t>)</w:t>
+                            <w:t/>
                           </w:r>
                         </w:p>
                       </w:txbxContent>
@@ -3453,7 +3453,7 @@
                         <w:bCs/>
                         <w:cs/>
                       </w:rPr>
-                      <w:t xml:space="preserve">(ส ๕๖ - </w:t>
+                      <w:t xml:space="preserve"/>
                     </w:r>
                     <w:r>
                       <w:rPr>
@@ -3462,7 +3462,7 @@
                         <w:bCs/>
                         <w:cs/>
                       </w:rPr>
-                      <w:t>๖</w:t>
+                      <w:t/>
                     </w:r>
                     <w:r>
                       <w:rPr>
@@ -3471,7 +3471,7 @@
                         <w:bCs/>
                         <w:cs/>
                       </w:rPr>
-                      <w:t>)</w:t>
+                      <w:t/>
                     </w:r>
                   </w:p>
                 </w:txbxContent>
@@ -3631,7 +3631,7 @@
                               <w:bCs/>
                               <w:cs/>
                             </w:rPr>
-                            <w:t xml:space="preserve">(ส ๕๖ - </w:t>
+                            <w:t xml:space="preserve"/>
                           </w:r>
                           <w:r>
                             <w:rPr>
@@ -3640,7 +3640,7 @@
                               <w:bCs/>
                               <w:cs/>
                             </w:rPr>
-                            <w:t>๔</w:t>
+                            <w:t/>
                           </w:r>
                           <w:r>
                             <w:rPr>
@@ -3649,7 +3649,7 @@
                               <w:bCs/>
                               <w:cs/>
                             </w:rPr>
-                            <w:t>)</w:t>
+                            <w:t/>
                           </w:r>
                         </w:p>
                       </w:txbxContent>
@@ -3693,7 +3693,7 @@
                         <w:bCs/>
                         <w:cs/>
                       </w:rPr>
-                      <w:t xml:space="preserve">(ส ๕๖ - </w:t>
+                      <w:t xml:space="preserve"/>
                     </w:r>
                     <w:r>
                       <w:rPr>
@@ -3702,7 +3702,7 @@
                         <w:bCs/>
                         <w:cs/>
                       </w:rPr>
-                      <w:t>๔</w:t>
+                      <w:t/>
                     </w:r>
                     <w:r>
                       <w:rPr>
@@ -3711,7 +3711,7 @@
                         <w:bCs/>
                         <w:cs/>
                       </w:rPr>
-                      <w:t>)</w:t>
+                      <w:t/>
                     </w:r>
                   </w:p>
                 </w:txbxContent>
